--- a/03_実績提出用_最終データ/最終提出用パッケージ/【写真挿入完了】【出張報告】No6_令和8年3月1_兵庫県（神戸）.docx
+++ b/03_実績提出用_最終データ/最終提出用パッケージ/【写真挿入完了】【出張報告】No6_令和8年3月1_兵庫県（神戸）.docx
@@ -62,7 +62,7 @@
           </w:tcPr>
           <w:p>
             <w:r>
-              <w:t>令和　　年　　月　　日</w:t>
+              <w:t>令和8年3月5日</w:t>
             </w:r>
           </w:p>
         </w:tc>
@@ -216,7 +216,7 @@
           </w:tcPr>
           <w:p>
             <w:r>
-              <w:t>令和　　年　　月　　日</w:t>
+              <w:t>令和8年3月19日</w:t>
             </w:r>
           </w:p>
         </w:tc>
@@ -237,7 +237,9 @@
             <w:tcW w:type="dxa" w:w="6480"/>
           </w:tcPr>
           <w:p>
-            <w:r/>
+            <w:r>
+              <w:t>藤田善敬</w:t>
+            </w:r>
           </w:p>
         </w:tc>
       </w:tr>
@@ -294,15 +296,38 @@
           </w:tcPr>
           <w:p>
             <w:r>
-              <w:br/>
-              <w:br/>
-              <w:br/>
-              <w:br/>
-              <w:t>（ここに名刺の画像を貼り付けてください）</w:t>
-              <w:br/>
-              <w:br/>
-              <w:br/>
-              <w:br/>
+              <w:drawing>
+                <wp:inline xmlns:a="http://schemas.openxmlformats.org/drawingml/2006/main" xmlns:pic="http://schemas.openxmlformats.org/drawingml/2006/picture">
+                  <wp:extent cx="2880000" cy="2160000"/>
+                  <wp:docPr id="1" name="Picture 1"/>
+                  <wp:cNvGraphicFramePr>
+                    <a:graphicFrameLocks noChangeAspect="1"/>
+                  </wp:cNvGraphicFramePr>
+                  <a:graphic>
+                    <a:graphicData uri="http://schemas.openxmlformats.org/drawingml/2006/picture">
+                      <pic:pic>
+                        <pic:nvPicPr>
+                          <pic:cNvPr id="0" name="c__Users_AMI_AppData_Roaming_Cursor_User_workspaceStorage_ffc38732dc462383d59fc363e9bc7891_images_IMG_1981-ef19b557-973c-478d-b5bc-ea22df4f4d68.png"/>
+                          <pic:cNvPicPr/>
+                        </pic:nvPicPr>
+                        <pic:blipFill>
+                          <a:blip r:embed="rId9"/>
+                          <a:stretch>
+                            <a:fillRect/>
+                          </a:stretch>
+                        </pic:blipFill>
+                        <pic:spPr>
+                          <a:xfrm>
+                            <a:off x="0" y="0"/>
+                            <a:ext cx="2880000" cy="2160000"/>
+                          </a:xfrm>
+                          <a:prstGeom prst="rect"/>
+                        </pic:spPr>
+                      </pic:pic>
+                    </a:graphicData>
+                  </a:graphic>
+                </wp:inline>
+              </w:drawing>
             </w:r>
           </w:p>
         </w:tc>
@@ -330,19 +355,72 @@
           </w:tcPr>
           <w:p>
             <w:r>
-              <w:br/>
-              <w:br/>
-              <w:br/>
-              <w:br/>
-              <w:br/>
-              <w:br/>
-              <w:t>（ここに現地の写真を貼り付けてください）</w:t>
-              <w:br/>
-              <w:br/>
-              <w:br/>
-              <w:br/>
-              <w:br/>
-              <w:br/>
+              <w:drawing>
+                <wp:inline xmlns:a="http://schemas.openxmlformats.org/drawingml/2006/main" xmlns:pic="http://schemas.openxmlformats.org/drawingml/2006/picture">
+                  <wp:extent cx="2520000" cy="3351273"/>
+                  <wp:docPr id="2" name="Picture 2"/>
+                  <wp:cNvGraphicFramePr>
+                    <a:graphicFrameLocks noChangeAspect="1"/>
+                  </wp:cNvGraphicFramePr>
+                  <a:graphic>
+                    <a:graphicData uri="http://schemas.openxmlformats.org/drawingml/2006/picture">
+                      <pic:pic>
+                        <pic:nvPicPr>
+                          <pic:cNvPr id="0" name="c__Users_AMI_AppData_Roaming_Cursor_User_workspaceStorage_ffc38732dc462383d59fc363e9bc7891_images_image__4_-c93927c3-e451-4f4e-b0b4-11f2d2697ffd.png"/>
+                          <pic:cNvPicPr/>
+                        </pic:nvPicPr>
+                        <pic:blipFill>
+                          <a:blip r:embed="rId10"/>
+                          <a:stretch>
+                            <a:fillRect/>
+                          </a:stretch>
+                        </pic:blipFill>
+                        <pic:spPr>
+                          <a:xfrm>
+                            <a:off x="0" y="0"/>
+                            <a:ext cx="2520000" cy="3351273"/>
+                          </a:xfrm>
+                          <a:prstGeom prst="rect"/>
+                        </pic:spPr>
+                      </pic:pic>
+                    </a:graphicData>
+                  </a:graphic>
+                </wp:inline>
+              </w:drawing>
+            </w:r>
+            <w:r>
+              <w:drawing>
+                <wp:inline xmlns:a="http://schemas.openxmlformats.org/drawingml/2006/main" xmlns:pic="http://schemas.openxmlformats.org/drawingml/2006/picture">
+                  <wp:extent cx="2520000" cy="3351273"/>
+                  <wp:docPr id="3" name="Picture 3"/>
+                  <wp:cNvGraphicFramePr>
+                    <a:graphicFrameLocks noChangeAspect="1"/>
+                  </wp:cNvGraphicFramePr>
+                  <a:graphic>
+                    <a:graphicData uri="http://schemas.openxmlformats.org/drawingml/2006/picture">
+                      <pic:pic>
+                        <pic:nvPicPr>
+                          <pic:cNvPr id="0" name="c__Users_AMI_AppData_Roaming_Cursor_User_workspaceStorage_ffc38732dc462383d59fc363e9bc7891_images_image__3_-c3536b44-b6a1-40f4-9f07-c476c9f5c746.png"/>
+                          <pic:cNvPicPr/>
+                        </pic:nvPicPr>
+                        <pic:blipFill>
+                          <a:blip r:embed="rId11"/>
+                          <a:stretch>
+                            <a:fillRect/>
+                          </a:stretch>
+                        </pic:blipFill>
+                        <pic:spPr>
+                          <a:xfrm>
+                            <a:off x="0" y="0"/>
+                            <a:ext cx="2520000" cy="3351273"/>
+                          </a:xfrm>
+                          <a:prstGeom prst="rect"/>
+                        </pic:spPr>
+                      </pic:pic>
+                    </a:graphicData>
+                  </a:graphic>
+                </wp:inline>
+              </w:drawing>
             </w:r>
           </w:p>
         </w:tc>
@@ -386,9 +464,9 @@
           </w:tcPr>
           <w:p>
             <w:r>
-              <w:t>□ 交通費・宿泊費の領収書</w:t>
+              <w:t>☑ 交通費・宿泊費の領収書</w:t>
               <w:br/>
-              <w:t>□ （飛行機の場合）搭乗証明書・半券</w:t>
+              <w:t>☑ （飛行機の場合）搭乗証明書・半券</w:t>
               <w:br/>
               <w:t>□ エクセル「金銭出納帳」への入力</w:t>
             </w:r>
